--- a/deliverables/SPRINT_V4-V9/_source_v2/sprint_scripts/NEW_V6_FORMER_V22_Final_Sprint_Script_and_3_Shorts.docx
+++ b/deliverables/SPRINT_V4-V9/_source_v2/sprint_scripts/NEW_V6_FORMER_V22_Final_Sprint_Script_and_3_Shorts.docx
@@ -373,7 +373,7 @@
     </w:p>
     <w:p>
       <w:r>
-        <w:t>One posting in the sample was unusually direct. GiveDirectly was hiring a Director of Global Talent Acquisition and said candidates whose recruiting experience was exclusively in one geographic context were unlikely to be a strong fit.</w:t>
+        <w:t>One posting in the sample was unusually direct. A global nonprofit was hiring a Director of Global Talent Acquisition and said candidates whose recruiting experience was exclusively in one geographic context were unlikely to be a strong fit.</w:t>
       </w:r>
     </w:p>
     <w:p>
